--- a/Clinical Medicine and Surgery I Exam 3/cms-exam-3-study-guide.docx
+++ b/Clinical Medicine and Surgery I Exam 3/cms-exam-3-study-guide.docx
@@ -413,7 +413,7 @@
                 <w:b w:val="0"/>
                 <w:i w:val="0"/>
               </w:rPr>
-              <w:t xml:space="preserve">, which is why immunisation status is worth asking. An unimmunised child puts </w:t>
+              <w:t xml:space="preserve">, which is why immunization status is worth asking. An unimmunized child puts </w:t>
             </w:r>
             <w:r>
               <w:rPr>
@@ -1205,7 +1205,7 @@
           <w:b w:val="0"/>
           <w:i w:val="0"/>
         </w:rPr>
-        <w:t xml:space="preserve">, epithelial damage from aggressive cleaning, foreign bodies such as cotton swab fibres, </w:t>
+        <w:t xml:space="preserve">, epithelial damage from aggressive cleaning, foreign bodies such as cotton swab fibers, </w:t>
       </w:r>
       <w:r>
         <w:rPr>
@@ -1233,7 +1233,7 @@
           <w:b w:val="0"/>
           <w:i w:val="0"/>
         </w:rPr>
-        <w:t>, otorrhoea, pruritus, fullness, reduced hearing.</w:t>
+        <w:t>, otorrhea, pruritus, fullness, reduced hearing.</w:t>
       </w:r>
       <w:r>
         <w:rPr>
@@ -1275,7 +1275,7 @@
           <w:b/>
           <w:i w:val="0"/>
         </w:rPr>
-        <w:t>Canal erythematous and oedematous</w:t>
+        <w:t>Canal erythematous and edematous</w:t>
       </w:r>
       <w:r>
         <w:rPr>
@@ -1324,7 +1324,7 @@
           <w:b w:val="0"/>
           <w:i w:val="0"/>
         </w:rPr>
-        <w:t xml:space="preserve">, visible discharge, erythema and oedema of the canal, periauricular and anterior cervical </w:t>
+        <w:t xml:space="preserve">, visible discharge, erythema and edema of the canal, periauricular and anterior cervical </w:t>
       </w:r>
       <w:r>
         <w:rPr>
@@ -1387,7 +1387,7 @@
           <w:b w:val="0"/>
           <w:i w:val="0"/>
         </w:rPr>
-        <w:t xml:space="preserve"> (boric acid, ichthammol, phenol, aluminium acetate, gentian violet, thymol, cresylate, alcohol), </w:t>
+        <w:t xml:space="preserve"> (boric acid, ichthammol, phenol, aluminum acetate, gentian violet, thymol, cresylate, alcohol), </w:t>
       </w:r>
       <w:r>
         <w:rPr>
@@ -1676,7 +1676,7 @@
           <w:b w:val="0"/>
           <w:i w:val="0"/>
         </w:rPr>
-        <w:t xml:space="preserve">, copious otorrhoea, sometimes visible necrosis of the canal and </w:t>
+        <w:t xml:space="preserve">, copious otorrhea, sometimes visible necrosis of the canal and </w:t>
       </w:r>
       <w:r>
         <w:rPr>
@@ -1993,7 +1993,7 @@
           <w:b w:val="0"/>
           <w:i w:val="0"/>
         </w:rPr>
-        <w:t>, otorrhoea, foreign body sensation.</w:t>
+        <w:t>, otorrhea, foreign body sensation.</w:t>
       </w:r>
       <w:r>
         <w:rPr>
@@ -2084,7 +2084,7 @@
           <w:b w:val="0"/>
           <w:i w:val="0"/>
         </w:rPr>
-        <w:t xml:space="preserve"> Mild to moderate oedema.</w:t>
+        <w:t xml:space="preserve"> Mild to moderate edema.</w:t>
       </w:r>
       <w:r>
         <w:rPr>
@@ -2415,7 +2415,7 @@
           <w:b/>
           <w:i w:val="0"/>
         </w:rPr>
-        <w:t>Insects are immobilised first by filling the canal with lidocaine</w:t>
+        <w:t>Insects are immobilized first by filling the canal with lidocaine</w:t>
       </w:r>
       <w:r>
         <w:rPr>
@@ -2661,7 +2661,7 @@
           <w:b/>
           <w:i w:val="0"/>
         </w:rPr>
-        <w:t>oedema and ecchymosis of the auricle with loss of the cartilaginous landmarks</w:t>
+        <w:t>edema and ecchymosis of the auricle with loss of the cartilaginous landmarks</w:t>
       </w:r>
       <w:r>
         <w:rPr>
@@ -2759,7 +2759,7 @@
           <w:b w:val="0"/>
           <w:i w:val="0"/>
         </w:rPr>
-        <w:t xml:space="preserve"> improves the cosmetic result and prevents re-accumulation: cotton bolsters, plaster moulds, silicone putty, thermoplastic splints.</w:t>
+        <w:t xml:space="preserve"> improves the cosmetic result and prevents re-accumulation: cotton bolsters, plaster molds, silicone putty, thermoplastic splints.</w:t>
       </w:r>
       <w:r>
         <w:rPr>
@@ -2780,7 +2780,7 @@
           <w:b w:val="0"/>
           <w:i w:val="0"/>
         </w:rPr>
-        <w:t xml:space="preserve"> Come back at 12–24 hours even if it looks minor, because the haematoma can appear late.</w:t>
+        <w:t xml:space="preserve"> Come back at 12–24 hours even if it looks minor, because the hematoma can appear late.</w:t>
       </w:r>
     </w:p>
     <w:p>
@@ -2985,7 +2985,7 @@
           <w:b/>
           <w:i w:val="0"/>
         </w:rPr>
-        <w:t>cover with a pressure dressing to prevent a haematoma forming under the repair</w:t>
+        <w:t>cover with a pressure dressing to prevent a hematoma forming under the repair</w:t>
       </w:r>
       <w:r>
         <w:rPr>
@@ -3162,7 +3162,7 @@
           <w:b w:val="0"/>
           <w:i w:val="0"/>
         </w:rPr>
-        <w:t xml:space="preserve"> Pain, erythema and oedema; may have </w:t>
+        <w:t xml:space="preserve"> Pain, erythema and edema; may have </w:t>
       </w:r>
       <w:r>
         <w:rPr>
@@ -3239,7 +3239,7 @@
           <w:b/>
           <w:i w:val="0"/>
         </w:rPr>
-        <w:t>local anaesthetic</w:t>
+        <w:t>local anesthetic</w:t>
       </w:r>
       <w:r>
         <w:rPr>
@@ -3690,7 +3690,7 @@
           <w:b w:val="0"/>
           <w:i w:val="0"/>
         </w:rPr>
-        <w:t xml:space="preserve">Oedema of the tube lining after an </w:t>
+        <w:t xml:space="preserve">Edema of the tube lining after an </w:t>
       </w:r>
       <w:r>
         <w:rPr>
@@ -3704,7 +3704,7 @@
           <w:b w:val="0"/>
           <w:i w:val="0"/>
         </w:rPr>
-        <w:t xml:space="preserve"> stops the tube equalising pressure. Fullness, mild to moderate hearing impairment, and </w:t>
+        <w:t xml:space="preserve"> stops the tube equalizing pressure. Fullness, mild to moderate hearing impairment, and </w:t>
       </w:r>
       <w:r>
         <w:rPr>
@@ -3886,7 +3886,7 @@
           <w:b w:val="0"/>
           <w:i w:val="0"/>
         </w:rPr>
-        <w:t xml:space="preserve"> — that manoeuvre can force infected fluid into the middle ear and trigger acute otitis media.</w:t>
+        <w:t xml:space="preserve"> — that maneuver can force infected fluid into the middle ear and trigger acute otitis media.</w:t>
       </w:r>
       <w:r>
         <w:rPr>
@@ -4009,7 +4009,7 @@
           <w:b/>
           <w:i w:val="0"/>
         </w:rPr>
-        <w:t>Cannot equalise</w:t>
+        <w:t>Cannot equalize</w:t>
       </w:r>
       <w:r>
         <w:rPr>
@@ -4037,7 +4037,7 @@
           <w:b/>
           <w:i w:val="0"/>
         </w:rPr>
-        <w:t>haemotympanum</w:t>
+        <w:t>hemotympanum</w:t>
       </w:r>
       <w:r>
         <w:rPr>
@@ -4063,7 +4063,7 @@
           <w:b w:val="0"/>
           <w:i w:val="0"/>
         </w:rPr>
-        <w:t xml:space="preserve">Inability to equalise middle ear pressure, seen with </w:t>
+        <w:t xml:space="preserve">Inability to equalize middle ear pressure, seen with </w:t>
       </w:r>
       <w:r>
         <w:rPr>
@@ -4140,7 +4140,7 @@
           <w:b/>
           <w:i w:val="0"/>
         </w:rPr>
-        <w:t>Haemotympanum</w:t>
+        <w:t>Hemotympanum</w:t>
       </w:r>
       <w:r>
         <w:rPr>
@@ -4182,14 +4182,14 @@
           <w:b/>
           <w:i w:val="0"/>
         </w:rPr>
-        <w:t>visible haemotympanum</w:t>
-      </w:r>
-      <w:r>
-        <w:rPr>
-          <w:b w:val="0"/>
-          <w:i w:val="0"/>
-        </w:rPr>
-        <w:t xml:space="preserve"> if there is haemorrhage, visible perforation if present. Severe cases can rupture the </w:t>
+        <w:t>visible hemotympanum</w:t>
+      </w:r>
+      <w:r>
+        <w:rPr>
+          <w:b w:val="0"/>
+          <w:i w:val="0"/>
+        </w:rPr>
+        <w:t xml:space="preserve"> if there is hemorrhage, visible perforation if present. Severe cases can rupture the </w:t>
       </w:r>
       <w:r>
         <w:rPr>
@@ -4231,7 +4231,7 @@
           <w:b w:val="0"/>
           <w:i w:val="0"/>
         </w:rPr>
-        <w:t xml:space="preserve">Equalise by </w:t>
+        <w:t xml:space="preserve">Equalize by </w:t>
       </w:r>
       <w:r>
         <w:rPr>
@@ -4294,7 +4294,7 @@
           <w:b w:val="0"/>
           <w:i w:val="0"/>
         </w:rPr>
-        <w:t xml:space="preserve"> If flying is unavoidable, take a decongestant beforehand and equalise on descent.</w:t>
+        <w:t xml:space="preserve"> If flying is unavoidable, take a decongestant beforehand and equalize on descent.</w:t>
       </w:r>
     </w:p>
     <w:p>
@@ -4659,7 +4659,7 @@
           <w:b/>
           <w:i w:val="0"/>
         </w:rPr>
-        <w:t>ask the immunisation status — an unimmunised child puts H. influenzae back on the list</w:t>
+        <w:t>ask the immunization status — an unimmunized child puts H. influenzae back on the list</w:t>
       </w:r>
       <w:r>
         <w:rPr>
@@ -6038,7 +6038,7 @@
           <w:b/>
           <w:i w:val="0"/>
         </w:rPr>
-        <w:t>recurrent otorrhoea with no otitis externa</w:t>
+        <w:t>recurrent otorrhea with no otitis externa</w:t>
       </w:r>
     </w:p>
     <w:p>
@@ -6064,7 +6064,7 @@
           <w:b/>
           <w:i w:val="0"/>
         </w:rPr>
-        <w:t>keratinised squamous epithelium</w:t>
+        <w:t>keratinized squamous epithelium</w:t>
       </w:r>
       <w:r>
         <w:rPr>
@@ -6176,7 +6176,7 @@
           <w:b/>
           <w:i w:val="0"/>
         </w:rPr>
-        <w:t>recurrent otorrhoea in the absence of otitis externa</w:t>
+        <w:t>recurrent otorrhea in the absence of otitis externa</w:t>
       </w:r>
       <w:r>
         <w:rPr>
@@ -6197,7 +6197,7 @@
           <w:b w:val="0"/>
           <w:i w:val="0"/>
         </w:rPr>
-        <w:t xml:space="preserve">No — otorrhoea · </w:t>
+        <w:t xml:space="preserve">No — otorrhea · </w:t>
       </w:r>
       <w:r>
         <w:rPr>
@@ -6253,7 +6253,7 @@
           <w:b w:val="0"/>
           <w:i w:val="0"/>
         </w:rPr>
-        <w:t xml:space="preserve">, debris behind the drum, sometimes purulent otorrhoea, granulation tissue or visible </w:t>
+        <w:t xml:space="preserve">, debris behind the drum, sometimes purulent otorrhea, granulation tissue or visible </w:t>
       </w:r>
       <w:r>
         <w:rPr>
@@ -6660,7 +6660,7 @@
           <w:b/>
           <w:i w:val="0"/>
         </w:rPr>
-        <w:t>Weber lateralises to the affected ear</w:t>
+        <w:t>Weber lateralizes to the affected ear</w:t>
       </w:r>
       <w:r>
         <w:rPr>
@@ -6709,7 +6709,7 @@
           <w:b w:val="0"/>
           <w:i w:val="0"/>
         </w:rPr>
-        <w:t>. Differential: perforation, severe tympanosclerosis, otitis media with effusion, cholesteatoma, ossicular discontinuity, middle ear tumour.</w:t>
+        <w:t>. Differential: perforation, severe tympanosclerosis, otitis media with effusion, cholesteatoma, ossicular discontinuity, middle ear tumor.</w:t>
       </w:r>
       <w:r>
         <w:rPr>
@@ -6851,7 +6851,7 @@
           <w:b/>
           <w:i w:val="0"/>
         </w:rPr>
-        <w:t>bloody otorrhoea</w:t>
+        <w:t>bloody otorrhea</w:t>
       </w:r>
       <w:r>
         <w:rPr>
@@ -6905,7 +6905,7 @@
           <w:b/>
           <w:i w:val="0"/>
         </w:rPr>
-        <w:t>bloody otorrhoea</w:t>
+        <w:t>bloody otorrhea</w:t>
       </w:r>
       <w:r>
         <w:rPr>
@@ -7003,7 +7003,7 @@
           <w:b/>
           <w:i w:val="0"/>
         </w:rPr>
-        <w:t>Friable growth, bloody otorrhoea</w:t>
+        <w:t>Friable growth, bloody otorrhea</w:t>
       </w:r>
       <w:r>
         <w:rPr>
@@ -7705,7 +7705,7 @@
                 <w:b/>
                 <w:i w:val="0"/>
               </w:rPr>
-              <w:t>Weber lateralises to the right</w:t>
+              <w:t>Weber lateralizes to the right</w:t>
             </w:r>
             <w:r>
               <w:rPr>
@@ -7970,7 +7970,7 @@
                 <w:i w:val="0"/>
                 <w:sz w:val="18"/>
               </w:rPr>
-              <w:t>No lateralisation</w:t>
+              <w:t>No lateralization</w:t>
             </w:r>
           </w:p>
         </w:tc>
@@ -8411,7 +8411,7 @@
                 <w:b/>
                 <w:i w:val="0"/>
               </w:rPr>
-              <w:t>The prevalence percentages on the neighbouring slide are explicitly NOT to be memorised</w:t>
+              <w:t>The prevalence percentages on the neighboring slide are explicitly NOT to be memorized</w:t>
             </w:r>
             <w:r>
               <w:rPr>
@@ -8575,7 +8575,7 @@
                 <w:b/>
                 <w:i w:val="0"/>
               </w:rPr>
-              <w:t>Dix-Hallpike manoeuvre</w:t>
+              <w:t>Dix-Hallpike maneuver</w:t>
             </w:r>
             <w:r>
               <w:rPr>
@@ -8589,7 +8589,7 @@
                 <w:b/>
                 <w:i w:val="0"/>
               </w:rPr>
-              <w:t>Epley manoeuvre</w:t>
+              <w:t>Epley maneuver</w:t>
             </w:r>
             <w:r>
               <w:rPr>
@@ -8707,7 +8707,7 @@
           <w:b/>
           <w:i w:val="0"/>
         </w:rPr>
-        <w:t>Weber lateralises TO the bad ear</w:t>
+        <w:t>Weber lateralizes TO the bad ear</w:t>
       </w:r>
       <w:r>
         <w:rPr>
@@ -8859,7 +8859,7 @@
           <w:b w:val="0"/>
           <w:i w:val="0"/>
         </w:rPr>
-        <w:t>, because the inner ear and cochlear nerve are intact. Causes: cerumen impaction*, eustachian tube dysfunction*, otitis media, perforation, otosclerosis, foreign body, cholesteatoma, exostosis, glomus tumour, ossicular discontinuity (*commonest in adults).</w:t>
+        <w:t>, because the inner ear and cochlear nerve are intact. Causes: cerumen impaction*, eustachian tube dysfunction*, otitis media, perforation, otosclerosis, foreign body, cholesteatoma, exostosis, glomus tumor, ossicular discontinuity (*commonest in adults).</w:t>
       </w:r>
       <w:r>
         <w:rPr>
@@ -8908,7 +8908,7 @@
           <w:b/>
           <w:i w:val="0"/>
         </w:rPr>
-        <w:t>Weber lateralises to the impaired ear.</w:t>
+        <w:t>Weber lateralizes to the impaired ear.</w:t>
       </w:r>
       <w:r>
         <w:rPr>
@@ -9073,7 +9073,7 @@
           <w:b/>
           <w:i w:val="0"/>
         </w:rPr>
-        <w:t>Weber lateralises AWAY to the good ear</w:t>
+        <w:t>Weber lateralizes AWAY to the good ear</w:t>
       </w:r>
       <w:r>
         <w:rPr>
@@ -9260,7 +9260,7 @@
           <w:b/>
           <w:i w:val="0"/>
         </w:rPr>
-        <w:t>Weber lateralises to the GOOD ear.</w:t>
+        <w:t>Weber lateralizes to the GOOD ear.</w:t>
       </w:r>
       <w:r>
         <w:rPr>
@@ -9330,7 +9330,7 @@
           <w:b w:val="0"/>
           <w:i w:val="0"/>
         </w:rPr>
-        <w:t xml:space="preserve">, but may be stabilised and some types prevented. </w:t>
+        <w:t xml:space="preserve">, but may be stabilized and some types prevented. </w:t>
       </w:r>
       <w:r>
         <w:rPr>
@@ -9549,7 +9549,7 @@
           <w:b/>
           <w:i w:val="0"/>
         </w:rPr>
-        <w:t>lip-read more than they realise</w:t>
+        <w:t>lip-read more than they realize</w:t>
       </w:r>
       <w:r>
         <w:rPr>
@@ -9577,7 +9577,7 @@
           <w:b w:val="0"/>
           <w:i/>
         </w:rPr>
-        <w:t>The prevalence percentages on the slide are explicitly not to be memorised — “you don’t have to memorize these statistics”.</w:t>
+        <w:t>The prevalence percentages on the slide are explicitly not to be memorized — “you don’t have to memorize these statistics”.</w:t>
       </w:r>
       <w:r>
         <w:rPr>
@@ -10298,7 +10298,7 @@
           <w:rFonts w:ascii="Georgia" w:hAnsi="Georgia"/>
           <w:color w:val="6A4FA3"/>
         </w:rPr>
-        <w:t>Glomus tumour Urgent</w:t>
+        <w:t>Glomus tumor Urgent</w:t>
       </w:r>
     </w:p>
     <w:p>
@@ -10349,7 +10349,7 @@
         <w:rPr>
           <w:sz w:val="15"/>
         </w:rPr>
-        <w:t>Glomus tumour L16 slide 51</w:t>
+        <w:t>Glomus tumor L16 slide 51</w:t>
       </w:r>
     </w:p>
     <w:p>
@@ -10408,7 +10408,7 @@
           <w:b w:val="0"/>
           <w:i w:val="0"/>
         </w:rPr>
-        <w:t xml:space="preserve"> tumour derived from the normal glomus formations of the middle ear and jugular bulb. Produces a </w:t>
+        <w:t xml:space="preserve"> tumor derived from the normal glomus formations of the middle ear and jugular bulb. Produces a </w:t>
       </w:r>
       <w:r>
         <w:rPr>
@@ -10429,7 +10429,7 @@
           <w:b/>
           <w:i w:val="0"/>
         </w:rPr>
-        <w:t>spontaneous haemorrhage and paralysis of cranial nerves IX, X and XI</w:t>
+        <w:t>spontaneous hemorrhage and paralysis of cranial nerves IX, X and XI</w:t>
       </w:r>
       <w:r>
         <w:rPr>
@@ -11564,7 +11564,7 @@
           <w:b w:val="0"/>
           <w:i w:val="0"/>
         </w:rPr>
-        <w:t>, in periods of deterioration and stabilisation</w:t>
+        <w:t>, in periods of deterioration and stabilization</w:t>
       </w:r>
     </w:p>
     <w:p>
@@ -11604,7 +11604,7 @@
           <w:b/>
           <w:i w:val="0"/>
         </w:rPr>
-        <w:t>periods of deterioration and stabilisation</w:t>
+        <w:t>periods of deterioration and stabilization</w:t>
       </w:r>
       <w:r>
         <w:rPr>
@@ -12479,7 +12479,7 @@
           <w:b w:val="0"/>
           <w:i w:val="0"/>
         </w:rPr>
-        <w:t xml:space="preserve"> aetiology; </w:t>
+        <w:t xml:space="preserve"> etiology; </w:t>
       </w:r>
       <w:r>
         <w:rPr>
@@ -12821,7 +12821,7 @@
           <w:b/>
           <w:i w:val="0"/>
         </w:rPr>
-        <w:t>Diagnosed by the classic eye movements on the Dix-Hallpike manoeuvre</w:t>
+        <w:t>Diagnosed by the classic eye movements on the Dix-Hallpike maneuver</w:t>
       </w:r>
       <w:r>
         <w:rPr>
@@ -12835,7 +12835,7 @@
           <w:b/>
           <w:i w:val="0"/>
         </w:rPr>
-        <w:t>Most cases have no identifiable aetiology</w:t>
+        <w:t>Most cases have no identifiable etiology</w:t>
       </w:r>
       <w:r>
         <w:rPr>
@@ -12870,7 +12870,7 @@
           <w:b/>
           <w:i w:val="0"/>
         </w:rPr>
-        <w:t>The Epley manoeuvre</w:t>
+        <w:t>The Epley maneuver</w:t>
       </w:r>
       <w:r>
         <w:rPr>
@@ -13311,7 +13311,7 @@
           <w:b w:val="0"/>
           <w:i w:val="0"/>
         </w:rPr>
-        <w:t xml:space="preserve"> Exact aetiology rarely certain; </w:t>
+        <w:t xml:space="preserve"> Exact etiology rarely certain; </w:t>
       </w:r>
       <w:r>
         <w:rPr>
@@ -13865,7 +13865,7 @@
           <w:b/>
           <w:i w:val="0"/>
         </w:rPr>
-        <w:t>Benign tumour of cranial nerve VIII</w:t>
+        <w:t>Benign tumor of cranial nerve VIII</w:t>
       </w:r>
       <w:r>
         <w:rPr>
@@ -14600,7 +14600,7 @@
           <w:b w:val="0"/>
           <w:i w:val="0"/>
         </w:rPr>
-        <w:t xml:space="preserve"> should be suspected of functional behaviour.</w:t>
+        <w:t xml:space="preserve"> should be suspected of functional behavior.</w:t>
       </w:r>
       <w:r>
         <w:rPr>
@@ -15374,7 +15374,7 @@
                 <w:b/>
                 <w:i w:val="0"/>
               </w:rPr>
-              <w:t>Discharge colour is the thing patients trust most and the thing that helps least.</w:t>
+              <w:t>Discharge color is the thing patients trust most and the thing that helps least.</w:t>
             </w:r>
             <w:r>
               <w:rPr>
@@ -15423,7 +15423,7 @@
                 <w:b w:val="0"/>
                 <w:i w:val="0"/>
               </w:rPr>
-              <w:t xml:space="preserve"> Rust-coloured may be </w:t>
+              <w:t xml:space="preserve"> Rust-colored may be </w:t>
             </w:r>
             <w:r>
               <w:rPr>
@@ -15731,14 +15731,14 @@
           <w:b w:val="0"/>
           <w:i w:val="0"/>
         </w:rPr>
-        <w:t xml:space="preserve">. Nasal drainage and congestion, rhinorrhoea, postnasal drip, headache. </w:t>
-      </w:r>
-      <w:r>
-        <w:rPr>
-          <w:b/>
-          <w:i w:val="0"/>
-        </w:rPr>
-        <w:t>Pain localises to the involved sinus and is worse bending over or lying flat.</w:t>
+        <w:t xml:space="preserve">. Nasal drainage and congestion, rhinorrhea, postnasal drip, headache. </w:t>
+      </w:r>
+      <w:r>
+        <w:rPr>
+          <w:b/>
+          <w:i w:val="0"/>
+        </w:rPr>
+        <w:t>Pain localizes to the involved sinus and is worse bending over or lying flat.</w:t>
       </w:r>
       <w:r>
         <w:rPr>
@@ -15766,7 +15766,7 @@
           <w:b/>
           <w:i w:val="0"/>
         </w:rPr>
-        <w:t>Rhinorrhoea</w:t>
+        <w:t>Rhinorrhea</w:t>
       </w:r>
       <w:r>
         <w:rPr>
@@ -16286,7 +16286,7 @@
           <w:b/>
           <w:i w:val="0"/>
         </w:rPr>
-        <w:t>Discharge colour is largely unhelpful</w:t>
+        <w:t>Discharge color is largely unhelpful</w:t>
       </w:r>
       <w:r>
         <w:rPr>
@@ -16321,7 +16321,7 @@
           <w:b w:val="0"/>
           <w:i w:val="0"/>
         </w:rPr>
-        <w:t>; rust-coloured may be S. pneumoniae.</w:t>
+        <w:t>; rust-colored may be S. pneumoniae.</w:t>
       </w:r>
       <w:r>
         <w:rPr>
@@ -16377,7 +16377,7 @@
           <w:b w:val="0"/>
           <w:i w:val="0"/>
         </w:rPr>
-        <w:t>The colour of the discharge is the thing patients most expect to be diagnostic, and it is the thing that matters least.</w:t>
+        <w:t>The color of the discharge is the thing patients most expect to be diagnostic, and it is the thing that matters least.</w:t>
       </w:r>
     </w:p>
     <w:p>
@@ -16958,7 +16958,7 @@
           <w:b w:val="0"/>
           <w:i w:val="0"/>
         </w:rPr>
-        <w:t xml:space="preserve"> and dematiaceous moulds. </w:t>
+        <w:t xml:space="preserve"> and dematiaceous molds. </w:t>
       </w:r>
       <w:r>
         <w:rPr>
@@ -17323,7 +17323,7 @@
           <w:b/>
           <w:i w:val="0"/>
         </w:rPr>
-        <w:t>obstructive sleep apnoea, snoring, facial pain and recurrent nosebleeds</w:t>
+        <w:t>obstructive sleep apnea, snoring, facial pain and recurrent nosebleeds</w:t>
       </w:r>
       <w:r>
         <w:rPr>
@@ -17509,7 +17509,7 @@
           <w:b w:val="0"/>
           <w:i w:val="0"/>
         </w:rPr>
-        <w:t xml:space="preserve"> · chronic ischaemia</w:t>
+        <w:t xml:space="preserve"> · chronic ischemia</w:t>
       </w:r>
     </w:p>
     <w:p>
@@ -17549,7 +17549,7 @@
           <w:b/>
           <w:i w:val="0"/>
         </w:rPr>
-        <w:t>chronic ischaemia</w:t>
+        <w:t>chronic ischemia</w:t>
       </w:r>
       <w:r>
         <w:rPr>
@@ -17700,7 +17700,7 @@
           <w:rFonts w:ascii="Georgia" w:hAnsi="Georgia"/>
           <w:color w:val="6A4FA3"/>
         </w:rPr>
-        <w:t>Septal haematoma Urgent</w:t>
+        <w:t>Septal hematoma Urgent</w:t>
       </w:r>
     </w:p>
     <w:p>
@@ -17751,7 +17751,7 @@
         <w:rPr>
           <w:sz w:val="15"/>
         </w:rPr>
-        <w:t>Septal haematoma L17 slide 42</w:t>
+        <w:t>Septal hematoma L17 slide 42</w:t>
       </w:r>
     </w:p>
     <w:p>
@@ -17810,7 +17810,7 @@
           <w:b w:val="0"/>
           <w:i w:val="0"/>
         </w:rPr>
-        <w:t xml:space="preserve">A haematoma between the nasal septum and the perichondrium or mucosal epithelium. </w:t>
+        <w:t xml:space="preserve">A hematoma between the nasal septum and the perichondrium or mucosal epithelium. </w:t>
       </w:r>
       <w:r>
         <w:rPr>
@@ -17894,7 +17894,7 @@
           <w:b/>
           <w:i w:val="0"/>
         </w:rPr>
-        <w:t>Drainage via intranasal incision under general anaesthesia.</w:t>
+        <w:t>Drainage via intranasal incision under general anesthesia.</w:t>
       </w:r>
       <w:r>
         <w:rPr>
@@ -17908,7 +17908,7 @@
           <w:b w:val="0"/>
           <w:i w:val="0"/>
         </w:rPr>
-        <w:t>The same lesson as the auricular haematoma in Lecture 15: cartilage separated from its blood supply does not survive.</w:t>
+        <w:t>The same lesson as the auricular hematoma in Lecture 15: cartilage separated from its blood supply does not survive.</w:t>
       </w:r>
     </w:p>
     <w:p>
@@ -18189,7 +18189,7 @@
           <w:b w:val="0"/>
           <w:i w:val="0"/>
         </w:rPr>
-        <w:t xml:space="preserve"> — bleeding can be severe. Normal appearance, vital signs and respiratory function is the reassuring picture. History: tumours, coagulation disorders personal and family, recent trauma or surgery, </w:t>
+        <w:t xml:space="preserve"> — bleeding can be severe. Normal appearance, vital signs and respiratory function is the reassuring picture. History: tumors, coagulation disorders personal and family, recent trauma or surgery, </w:t>
       </w:r>
       <w:r>
         <w:rPr>
@@ -18217,7 +18217,7 @@
           <w:b w:val="0"/>
           <w:i w:val="0"/>
         </w:rPr>
-        <w:t xml:space="preserve"> — order it for the anticoagulated patient. Haematocrit and type and crossmatch in massive or prolonged haemorrhage, with </w:t>
+        <w:t xml:space="preserve"> — order it for the anticoagulated patient. Hematocrit and type and crossmatch in massive or prolonged hemorrhage, with </w:t>
       </w:r>
       <w:r>
         <w:rPr>
@@ -18322,7 +18322,7 @@
           <w:b/>
           <w:i w:val="0"/>
         </w:rPr>
-        <w:t>Teach these manoeuvres for use at home.</w:t>
+        <w:t>Teach these maneuvers for use at home.</w:t>
       </w:r>
       <w:r>
         <w:rPr>
@@ -18452,7 +18452,7 @@
           <w:b w:val="0"/>
           <w:i w:val="0"/>
         </w:rPr>
-        <w:t xml:space="preserve"> · significant haemorrhage · </w:t>
+        <w:t xml:space="preserve"> · significant hemorrhage · </w:t>
       </w:r>
       <w:r>
         <w:rPr>
@@ -18499,7 +18499,7 @@
           <w:b/>
           <w:i w:val="0"/>
         </w:rPr>
-        <w:t>Results in significant haemorrhage.</w:t>
+        <w:t>Results in significant hemorrhage.</w:t>
       </w:r>
       <w:r>
         <w:rPr>
@@ -18745,7 +18745,7 @@
           <w:b/>
           <w:i w:val="0"/>
         </w:rPr>
-        <w:t>Associated with septal haematoma.</w:t>
+        <w:t>Associated with septal hematoma.</w:t>
       </w:r>
       <w:r>
         <w:rPr>
@@ -18878,7 +18878,7 @@
           <w:b/>
           <w:i w:val="0"/>
         </w:rPr>
-        <w:t>no septal haematoma</w:t>
+        <w:t>no septal hematoma</w:t>
       </w:r>
       <w:r>
         <w:rPr>
@@ -19153,7 +19153,7 @@
           <w:b/>
           <w:i w:val="0"/>
         </w:rPr>
-        <w:t>Visualisation establishes the diagnosis.</w:t>
+        <w:t>Visualization establishes the diagnosis.</w:t>
       </w:r>
       <w:r>
         <w:rPr>
@@ -19352,7 +19352,7 @@
           <w:b/>
           <w:i w:val="0"/>
         </w:rPr>
-        <w:t>Grey, glistening</w:t>
+        <w:t>Gray, glistening</w:t>
       </w:r>
       <w:r>
         <w:rPr>
@@ -19399,7 +19399,7 @@
           <w:b/>
           <w:i w:val="0"/>
         </w:rPr>
-        <w:t>Abnormal, grey, glistening masses filled with inflammatory material</w:t>
+        <w:t>Abnormal, gray, glistening masses filled with inflammatory material</w:t>
       </w:r>
       <w:r>
         <w:rPr>
@@ -19581,7 +19581,7 @@
           <w:b/>
           <w:i w:val="0"/>
         </w:rPr>
-        <w:t>Grey glistening masses</w:t>
+        <w:t>Gray glistening masses</w:t>
       </w:r>
       <w:r>
         <w:rPr>
@@ -19884,7 +19884,7 @@
           <w:b w:val="0"/>
           <w:i w:val="0"/>
         </w:rPr>
-        <w:t xml:space="preserve">Rhinorrhoea secondary to allergy: the body treats the allergen as foreign and releases chemokines causing </w:t>
+        <w:t xml:space="preserve">Rhinorrhea secondary to allergy: the body treats the allergen as foreign and releases chemokines causing </w:t>
       </w:r>
       <w:r>
         <w:rPr>
@@ -19996,7 +19996,7 @@
           <w:b/>
           <w:i w:val="0"/>
         </w:rPr>
-        <w:t>oedematous mucosa</w:t>
+        <w:t>edematous mucosa</w:t>
       </w:r>
       <w:r>
         <w:rPr>
@@ -20212,7 +20212,7 @@
           <w:b w:val="0"/>
           <w:i w:val="0"/>
         </w:rPr>
-        <w:t xml:space="preserve">The predominant tumour arising in the nasopharynx. </w:t>
+        <w:t xml:space="preserve">The predominant tumor arising in the nasopharynx. </w:t>
       </w:r>
       <w:r>
         <w:rPr>
@@ -20317,7 +20317,7 @@
           <w:b/>
           <w:i w:val="0"/>
         </w:rPr>
-        <w:t>Referral to ENT and endoscopic guided biopsy of the primary tumour.</w:t>
+        <w:t>Referral to ENT and endoscopic guided biopsy of the primary tumor.</w:t>
       </w:r>
       <w:r>
         <w:rPr>
@@ -20443,7 +20443,7 @@
           <w:b/>
           <w:i w:val="0"/>
         </w:rPr>
-        <w:t>warts, freckles, haemangioma, port-wine stain</w:t>
+        <w:t>warts, freckles, hemangioma, port-wine stain</w:t>
       </w:r>
       <w:r>
         <w:rPr>
@@ -21496,7 +21496,7 @@
                 <w:i w:val="0"/>
                 <w:sz w:val="18"/>
               </w:rPr>
-              <w:t>Thyroid, parathyroid, larynx, trachea, oesophagus, thyroid and cricoid cartilage.</w:t>
+              <w:t>Thyroid, parathyroid, larynx, trachea, esophagus, thyroid and cricoid cartilage.</w:t>
             </w:r>
           </w:p>
         </w:tc>
@@ -21942,7 +21942,7 @@
           <w:b w:val="0"/>
           <w:i w:val="0"/>
         </w:rPr>
-        <w:t xml:space="preserve"> infectious and iatrogenic — bacterial or viral lymphadenitis, tuberculosis, cat-scratch fever, syphilis, atypical mycobacteria, persistent generalised lymphadenopathy, mononucleosis, sebaceous cyst, deep inflammation or abscess. </w:t>
+        <w:t xml:space="preserve"> infectious and iatrogenic — bacterial or viral lymphadenitis, tuberculosis, cat-scratch fever, syphilis, atypical mycobacteria, persistent generalized lymphadenopathy, mononucleosis, sebaceous cyst, deep inflammation or abscess. </w:t>
       </w:r>
       <w:r>
         <w:rPr>
@@ -21956,7 +21956,7 @@
           <w:b w:val="0"/>
           <w:i w:val="0"/>
         </w:rPr>
-        <w:t xml:space="preserve"> toxins and trauma — haematoma. </w:t>
+        <w:t xml:space="preserve"> toxins and trauma — hematoma. </w:t>
       </w:r>
       <w:r>
         <w:rPr>
@@ -21984,7 +21984,7 @@
           <w:b w:val="0"/>
           <w:i w:val="0"/>
         </w:rPr>
-        <w:t xml:space="preserve"> neoplastic — metastatic or regional malignancy, thyroid neoplasm, lymphoma, haemangioma, salivary gland tumour, vascular tumour, neurogenic tumour, lipoma. </w:t>
+        <w:t xml:space="preserve"> neoplastic — metastatic or regional malignancy, thyroid neoplasm, lymphoma, hemangioma, salivary gland tumor, vascular tumor, neurogenic tumor, lipoma. </w:t>
       </w:r>
       <w:r>
         <w:rPr>
@@ -22611,7 +22611,7 @@
           <w:b/>
           <w:i w:val="0"/>
         </w:rPr>
-        <w:t>including the centre of the hyoid bone</w:t>
+        <w:t>including the center of the hyoid bone</w:t>
       </w:r>
       <w:r>
         <w:rPr>
@@ -23026,7 +23026,7 @@
           <w:b/>
           <w:i w:val="0"/>
         </w:rPr>
-        <w:t>Hoarseness with dyspnoea</w:t>
+        <w:t>Hoarseness with dyspnea</w:t>
       </w:r>
       <w:r>
         <w:rPr>
@@ -23059,7 +23059,7 @@
           <w:b w:val="0"/>
           <w:i w:val="0"/>
         </w:rPr>
-        <w:t xml:space="preserve">An abnormal dilation or herniation of the saccule of the larynx. Cough, hoarseness, dyspnoea, dysphagia or a foreign body sensation, in any combination. </w:t>
+        <w:t xml:space="preserve">An abnormal dilation or herniation of the saccule of the larynx. Cough, hoarseness, dyspnea, dysphagia or a foreign body sensation, in any combination. </w:t>
       </w:r>
       <w:r>
         <w:rPr>
@@ -23311,7 +23311,7 @@
           <w:b w:val="0"/>
           <w:i w:val="0"/>
         </w:rPr>
-        <w:t>Computed tomography and magnetic resonance imaging confirm the extent and define associated abnormalities such as haemangiomas.</w:t>
+        <w:t>Computed tomography and magnetic resonance imaging confirm the extent and define associated abnormalities such as hemangiomas.</w:t>
       </w:r>
       <w:r>
         <w:rPr>
@@ -23378,7 +23378,7 @@
           <w:rFonts w:ascii="Georgia" w:hAnsi="Georgia"/>
           <w:color w:val="6A4FA3"/>
         </w:rPr>
-        <w:t>Haemangioma Routine</w:t>
+        <w:t>Hemangioma Routine</w:t>
       </w:r>
     </w:p>
     <w:p>
@@ -23429,7 +23429,7 @@
         <w:rPr>
           <w:sz w:val="15"/>
         </w:rPr>
-        <w:t>Haemangioma L18 slide 27</w:t>
+        <w:t>Hemangioma L18 slide 27</w:t>
       </w:r>
     </w:p>
     <w:p>
@@ -23996,7 +23996,7 @@
           <w:rFonts w:ascii="Georgia" w:hAnsi="Georgia"/>
           <w:color w:val="6A4FA3"/>
         </w:rPr>
-        <w:t>Sternocleidomastoid tumour of infancy Routine</w:t>
+        <w:t>Sternocleidomastoid tumor of infancy Routine</w:t>
       </w:r>
     </w:p>
     <w:p>
@@ -24439,7 +24439,7 @@
           <w:b w:val="0"/>
           <w:i w:val="0"/>
         </w:rPr>
-        <w:t xml:space="preserve"> Persistent generalised lymphadenopathy — lymphadenopathy with no identifiable infectious or neoplastic cause — is also common, and the neck is its commonest site.</w:t>
+        <w:t xml:space="preserve"> Persistent generalized lymphadenopathy — lymphadenopathy with no identifiable infectious or neoplastic cause — is also common, and the neck is its commonest site.</w:t>
       </w:r>
       <w:r>
         <w:rPr>
@@ -24621,7 +24621,7 @@
           <w:b/>
           <w:i w:val="0"/>
         </w:rPr>
-        <w:t xml:space="preserve"> and group A beta-haemolytic </w:t>
+        <w:t xml:space="preserve"> and group A beta-hemolytic </w:t>
       </w:r>
       <w:r>
         <w:rPr>
@@ -24952,7 +24952,7 @@
           <w:b/>
           <w:i w:val="0"/>
         </w:rPr>
-        <w:t>Undercooked meat or cat faeces</w:t>
+        <w:t>Undercooked meat or cat feces</w:t>
       </w:r>
       <w:r>
         <w:rPr>
@@ -24985,7 +24985,7 @@
           <w:b w:val="0"/>
           <w:i w:val="0"/>
         </w:rPr>
-        <w:t>, contracted through poorly cooked meat or ingestion of oocytes in cat faeces. Fever, malaise, sore throat and myalgias with the adenopathy.</w:t>
+        <w:t>, contracted through poorly cooked meat or ingestion of oocytes in cat feces. Fever, malaise, sore throat and myalgias with the adenopathy.</w:t>
       </w:r>
       <w:r>
         <w:rPr>
@@ -25006,7 +25006,7 @@
           <w:b/>
           <w:i w:val="0"/>
         </w:rPr>
-        <w:t>Undercooked meat or cat faeces</w:t>
+        <w:t>Undercooked meat or cat feces</w:t>
       </w:r>
       <w:r>
         <w:rPr>
@@ -25055,7 +25055,7 @@
           <w:b w:val="0"/>
           <w:i w:val="0"/>
         </w:rPr>
-        <w:t xml:space="preserve">One of four exposure histories on the same slide — cat faeces here, cat scratch for </w:t>
+        <w:t xml:space="preserve">One of four exposure histories on the same slide — cat feces here, cat scratch for </w:t>
       </w:r>
       <w:r>
         <w:rPr>
@@ -25288,7 +25288,7 @@
           <w:b/>
           <w:i w:val="0"/>
         </w:rPr>
-        <w:t>Unpasteurised milk</w:t>
+        <w:t>Unpasteurized milk</w:t>
       </w:r>
       <w:r>
         <w:rPr>
@@ -25335,7 +25335,7 @@
           <w:b w:val="0"/>
           <w:i w:val="0"/>
         </w:rPr>
-        <w:t>, transmitted by ingestion of unpasteurised milk, most commonly in children. Total body lymphadenopathy with fever, fatigue and malaise.</w:t>
+        <w:t>, transmitted by ingestion of unpasteurized milk, most commonly in children. Total body lymphadenopathy with fever, fatigue and malaise.</w:t>
       </w:r>
       <w:r>
         <w:rPr>
@@ -25370,7 +25370,7 @@
           <w:b/>
           <w:i w:val="0"/>
         </w:rPr>
-        <w:t>Unpasteurised milk</w:t>
+        <w:t>Unpasteurized milk</w:t>
       </w:r>
       <w:r>
         <w:rPr>
@@ -25412,7 +25412,7 @@
           <w:b w:val="0"/>
           <w:i w:val="0"/>
         </w:rPr>
-        <w:t>Generalised rather than regional adenopathy is what sets it apart from the others on this slide.</w:t>
+        <w:t>Generalized rather than regional adenopathy is what sets it apart from the others on this slide.</w:t>
       </w:r>
     </w:p>
     <w:p>
@@ -25657,7 +25657,7 @@
           <w:b w:val="0"/>
           <w:i w:val="0"/>
         </w:rPr>
-        <w:t xml:space="preserve">A paediatric infection. A unilateral neck mass in the anterior triangle or the parotid gland, with </w:t>
+        <w:t xml:space="preserve">A pediatric infection. A unilateral neck mass in the anterior triangle or the parotid gland, with </w:t>
       </w:r>
       <w:r>
         <w:rPr>
@@ -25776,7 +25776,7 @@
           <w:b w:val="0"/>
           <w:i w:val="0"/>
         </w:rPr>
-        <w:t>Unilateral and paediatric here; tuberculous adenitis is more diffuse and bilateral.</w:t>
+        <w:t>Unilateral and pediatric here; tuberculous adenitis is more diffuse and bilateral.</w:t>
       </w:r>
     </w:p>
     <w:p>
@@ -26293,7 +26293,7 @@
           <w:b w:val="0"/>
           <w:i w:val="0"/>
         </w:rPr>
-        <w:t xml:space="preserve">Benign tumours arise from the soft tissue of the neck — fat, salivary tissue, lymph nodes, blood vessels, nerves. Malignant ones are usually </w:t>
+        <w:t xml:space="preserve">Benign tumors arise from the soft tissue of the neck — fat, salivary tissue, lymph nodes, blood vessels, nerves. Malignant ones are usually </w:t>
       </w:r>
       <w:r>
         <w:rPr>
@@ -26356,7 +26356,7 @@
           <w:b w:val="0"/>
           <w:i w:val="0"/>
         </w:rPr>
-        <w:t xml:space="preserve"> — excision spills tumour and complicates definitive treatment. Fiberoptic laryngoscopy for an occult primary; ultrasound, contrast computed tomography, magnetic resonance imaging, positron emission tomography.</w:t>
+        <w:t xml:space="preserve"> — excision spills tumor and complicates definitive treatment. Fiberoptic laryngoscopy for an occult primary; ultrasound, contrast computed tomography, magnetic resonance imaging, positron emission tomography.</w:t>
       </w:r>
       <w:r>
         <w:rPr>
@@ -26465,7 +26465,7 @@
           <w:rFonts w:ascii="Georgia" w:hAnsi="Georgia"/>
           <w:color w:val="6A4FA3"/>
         </w:rPr>
-        <w:t>Primary neck tumours — the list Emergent</w:t>
+        <w:t>Primary neck tumors — the list Emergent</w:t>
       </w:r>
     </w:p>
     <w:p>
@@ -26524,7 +26524,7 @@
           <w:b w:val="0"/>
           <w:i w:val="0"/>
         </w:rPr>
-        <w:t xml:space="preserve"> sarcomas (rhabdomyosarcoma, fibrosarcoma, malignant fibrous histiocytoma, liposarcoma, leiomyosarcoma); malignant peripheral nerve sheath tumours; lymphoma; and metastasis — mucosal cancer from head and neck, salivary malignancies, skin malignancies. </w:t>
+        <w:t xml:space="preserve"> sarcomas (rhabdomyosarcoma, fibrosarcoma, malignant fibrous histiocytoma, liposarcoma, leiomyosarcoma); malignant peripheral nerve sheath tumors; lymphoma; and metastasis — mucosal cancer from head and neck, salivary malignancies, skin malignancies. </w:t>
       </w:r>
       <w:r>
         <w:rPr>
@@ -26601,7 +26601,7 @@
           <w:b w:val="0"/>
           <w:i w:val="0"/>
         </w:rPr>
-        <w:t>By tumour type.</w:t>
+        <w:t>By tumor type.</w:t>
       </w:r>
       <w:r>
         <w:rPr>
@@ -27020,7 +27020,7 @@
           <w:b w:val="0"/>
           <w:i w:val="0"/>
         </w:rPr>
-        <w:t>Lobectomy or thyroidectomy, with or without neck dissection, ablation and surveillance. Almost all thyroid cancers need thyroidectomy, except a well-differentiated cancer localised to one lobe with no metastasis.</w:t>
+        <w:t>Lobectomy or thyroidectomy, with or without neck dissection, ablation and surveillance. Almost all thyroid cancers need thyroidectomy, except a well-differentiated cancer localized to one lobe with no metastasis.</w:t>
       </w:r>
       <w:r>
         <w:rPr>
@@ -27209,7 +27209,7 @@
           <w:b w:val="0"/>
           <w:i w:val="0"/>
         </w:rPr>
-        <w:t>Haematogenous spread is what separates it from papillary.</w:t>
+        <w:t>Hematogenous spread is what separates it from papillary.</w:t>
       </w:r>
     </w:p>
     <w:p>
@@ -27699,7 +27699,7 @@
           <w:b w:val="0"/>
           <w:i w:val="0"/>
         </w:rPr>
-        <w:t>Most commonly non-Hodgkin B cell tumours, associated with Hashimoto thyroiditis.</w:t>
+        <w:t>Most commonly non-Hodgkin B cell tumors, associated with Hashimoto thyroiditis.</w:t>
       </w:r>
       <w:r>
         <w:rPr>
@@ -28950,7 +28950,7 @@
                 <w:i w:val="0"/>
                 <w:sz w:val="18"/>
               </w:rPr>
-              <w:t>35% of minor gland tumours are benign</w:t>
+              <w:t>35% of minor gland tumors are benign</w:t>
             </w:r>
             <w:r>
               <w:rPr>
@@ -28958,7 +28958,7 @@
                 <w:i w:val="0"/>
                 <w:sz w:val="18"/>
               </w:rPr>
-              <w:t xml:space="preserve"> — the smaller the gland, the likelier a tumour is malignant.</w:t>
+              <w:t xml:space="preserve"> — the smaller the gland, the likelier a tumor is malignant.</w:t>
             </w:r>
           </w:p>
         </w:tc>
@@ -29062,7 +29062,7 @@
                 <w:b w:val="0"/>
                 <w:i w:val="0"/>
               </w:rPr>
-              <w:t xml:space="preserve"> (Wickham striae). And a fourth: a greyish-white change that </w:t>
+              <w:t xml:space="preserve"> (Wickham striae). And a fourth: a grayish-white change that </w:t>
             </w:r>
             <w:r>
               <w:rPr>
@@ -29540,7 +29540,7 @@
           <w:b w:val="0"/>
           <w:i w:val="0"/>
         </w:rPr>
-        <w:t xml:space="preserve"> (slide 64) is the swollen epiglottis seen on a lateral neck X-ray, set against the thin, curved normal epiglottis. It is worth recognising and worth </w:t>
+        <w:t xml:space="preserve"> (slide 64) is the swollen epiglottis seen on a lateral neck X-ray, set against the thin, curved normal epiglottis. It is worth recognizing and worth </w:t>
       </w:r>
       <w:r>
         <w:rPr>
@@ -30092,7 +30092,7 @@
           <w:b w:val="0"/>
           <w:i w:val="0"/>
         </w:rPr>
-        <w:t xml:space="preserve"> · greyish-white buccal mucosa that </w:t>
+        <w:t xml:space="preserve"> · grayish-white buccal mucosa that </w:t>
       </w:r>
       <w:r>
         <w:rPr>
@@ -30118,7 +30118,7 @@
           <w:b w:val="0"/>
           <w:i w:val="0"/>
         </w:rPr>
-        <w:t>A common, benign mucosal change and a normal variant, caused by accumulation of fluid within the epithelial cells. Diffuse greyish-white appearance of the buccal mucosa.</w:t>
+        <w:t>A common, benign mucosal change and a normal variant, caused by accumulation of fluid within the epithelial cells. Diffuse grayish-white appearance of the buccal mucosa.</w:t>
       </w:r>
       <w:r>
         <w:rPr>
@@ -30153,7 +30153,7 @@
           <w:b w:val="0"/>
           <w:i w:val="0"/>
         </w:rPr>
-        <w:t xml:space="preserve">Clinical. The distinguishing manoeuvre is </w:t>
+        <w:t xml:space="preserve">Clinical. The distinguishing maneuver is </w:t>
       </w:r>
       <w:r>
         <w:rPr>
@@ -30706,7 +30706,7 @@
           <w:b/>
           <w:i w:val="0"/>
         </w:rPr>
-        <w:t>Painful round ulcer, YELLOW-GREY fibrinoid centre with a RED HALO</w:t>
+        <w:t>Painful round ulcer, YELLOW-GRAY fibrinoid center with a RED HALO</w:t>
       </w:r>
       <w:r>
         <w:rPr>
@@ -30720,7 +30720,7 @@
           <w:b/>
           <w:i w:val="0"/>
         </w:rPr>
-        <w:t>non-keratinised, freely moving</w:t>
+        <w:t>non-keratinized, freely moving</w:t>
       </w:r>
       <w:r>
         <w:rPr>
@@ -30753,7 +30753,7 @@
           <w:b/>
           <w:i w:val="0"/>
         </w:rPr>
-        <w:t>freely moving, non-keratinised mucosa</w:t>
+        <w:t>freely moving, non-keratinized mucosa</w:t>
       </w:r>
       <w:r>
         <w:rPr>
@@ -30823,7 +30823,7 @@
           <w:b/>
           <w:i w:val="0"/>
         </w:rPr>
-        <w:t>Non-keratinised, freely moving</w:t>
+        <w:t>Non-keratinized, freely moving</w:t>
       </w:r>
       <w:r>
         <w:rPr>
@@ -30837,7 +30837,7 @@
           <w:b/>
           <w:i w:val="0"/>
         </w:rPr>
-        <w:t>Yellow-grey fibrinoid centre with a red halo</w:t>
+        <w:t>Yellow-gray fibrinoid center with a red halo</w:t>
       </w:r>
       <w:r>
         <w:rPr>
@@ -30865,7 +30865,7 @@
           <w:b w:val="0"/>
           <w:i w:val="0"/>
         </w:rPr>
-        <w:t xml:space="preserve">Observation — it is self-limiting. Anti-inflammatories, antibiotics, antivirals, oral and topical corticosteroids (triamcinolone, fluocinonide), cauterisation with silver nitrate, </w:t>
+        <w:t xml:space="preserve">Observation — it is self-limiting. Anti-inflammatories, antibiotics, antivirals, oral and topical corticosteroids (triamcinolone, fluocinonide), cauterization with silver nitrate, </w:t>
       </w:r>
       <w:r>
         <w:rPr>
@@ -30900,7 +30900,7 @@
           <w:b w:val="0"/>
           <w:i w:val="0"/>
         </w:rPr>
-        <w:t xml:space="preserve"> Non-keratinised mucosa is the location rule that separates it from herpes.</w:t>
+        <w:t xml:space="preserve"> Non-keratinized mucosa is the location rule that separates it from herpes.</w:t>
       </w:r>
     </w:p>
     <w:p>
@@ -31063,7 +31063,7 @@
           <w:b w:val="0"/>
           <w:i w:val="0"/>
         </w:rPr>
-        <w:t xml:space="preserve"> disease is recurrence of dormant virus from the trigeminal ganglion, triggered by stress, trauma, immunosuppression or ultraviolet light. Small painful lesions that ulcerate, leaving an erythematous base with a grey cover; </w:t>
+        <w:t xml:space="preserve"> disease is recurrence of dormant virus from the trigeminal ganglion, triggered by stress, trauma, immunosuppression or ultraviolet light. Small painful lesions that ulcerate, leaving an erythematous base with a gray cover; </w:t>
       </w:r>
       <w:r>
         <w:rPr>
@@ -31098,7 +31098,7 @@
           <w:b/>
           <w:i w:val="0"/>
         </w:rPr>
-        <w:t>keratinised</w:t>
+        <w:t>keratinized</w:t>
       </w:r>
       <w:r>
         <w:rPr>
@@ -31189,7 +31189,7 @@
           <w:b w:val="0"/>
           <w:i w:val="0"/>
         </w:rPr>
-        <w:t>The 24-hour prodrome is the window in which treatment works best, so patients are taught to recognise it.</w:t>
+        <w:t>The 24-hour prodrome is the window in which treatment works best, so patients are taught to recognize it.</w:t>
       </w:r>
     </w:p>
     <w:p>
@@ -32717,7 +32717,7 @@
           <w:b w:val="0"/>
           <w:i w:val="0"/>
         </w:rPr>
-        <w:t>, herpes, Epstein-Barr virus — and also bacterial infection, diabetes, tumours, stones and dental problems.</w:t>
+        <w:t>, herpes, Epstein-Barr virus — and also bacterial infection, diabetes, tumors, stones and dental problems.</w:t>
       </w:r>
       <w:r>
         <w:rPr>
@@ -33534,7 +33534,7 @@
           <w:b w:val="0"/>
           <w:i w:val="0"/>
         </w:rPr>
-        <w:t>, which introduces another squamociliary junction the papillomas favour. Adjuvant intralaryngeal cidofovir is off-label.</w:t>
+        <w:t>, which introduces another squamociliary junction the papillomas favor. Adjuvant intralaryngeal cidofovir is off-label.</w:t>
       </w:r>
       <w:r>
         <w:rPr>
@@ -33646,7 +33646,7 @@
           <w:b w:val="0"/>
           <w:i w:val="0"/>
         </w:rPr>
-        <w:t xml:space="preserve">One or both folds fail to open or close properly. Causes: injury during surgery to thyroid, parathyroid, oesophagus, neck or chest; neck or chest injury; tumours; infections (Lyme disease, Epstein-Barr virus, herpes); neurological disease (stroke, multiple sclerosis, Parkinson disease). </w:t>
+        <w:t xml:space="preserve">One or both folds fail to open or close properly. Causes: injury during surgery to thyroid, parathyroid, esophagus, neck or chest; neck or chest injury; tumors; infections (Lyme disease, Epstein-Barr virus, herpes); neurological disease (stroke, multiple sclerosis, Parkinson disease). </w:t>
       </w:r>
       <w:r>
         <w:rPr>
@@ -33765,7 +33765,7 @@
           <w:b w:val="0"/>
           <w:i w:val="0"/>
         </w:rPr>
-        <w:t>: a transected or tumour-infiltrated nerve will not recover, while a bruised or stretched one may return over 6 months to a year.</w:t>
+        <w:t>: a transected or tumor-infiltrated nerve will not recover, while a bruised or stretched one may return over 6 months to a year.</w:t>
       </w:r>
     </w:p>
     <w:p>
@@ -34354,7 +34354,7 @@
           <w:b w:val="0"/>
           <w:i w:val="0"/>
         </w:rPr>
-        <w:t xml:space="preserve">, beta-haemolytic streptococci. </w:t>
+        <w:t xml:space="preserve">, beta-hemolytic streptococci. </w:t>
       </w:r>
       <w:r>
         <w:rPr>
@@ -34368,7 +34368,7 @@
           <w:b w:val="0"/>
           <w:i w:val="0"/>
         </w:rPr>
-        <w:t xml:space="preserve">. Adults: severe sore throat, dysphagia, odynophagia, fever, dyspnoea, cough; muffled voice, stridor and drooling in under 10%. Sudden onset progressing over hours in children, more slowly in adults. Classic picture is an irritable patient </w:t>
+        <w:t xml:space="preserve">. Adults: severe sore throat, dysphagia, odynophagia, fever, dyspnea, cough; muffled voice, stridor and drooling in under 10%. Sudden onset progressing over hours in children, more slowly in adults. Classic picture is an irritable patient </w:t>
       </w:r>
       <w:r>
         <w:rPr>
@@ -34501,14 +34501,14 @@
           <w:b/>
           <w:i w:val="0"/>
         </w:rPr>
-        <w:t>Paediatric: to theatre</w:t>
-      </w:r>
-      <w:r>
-        <w:rPr>
-          <w:b w:val="0"/>
-          <w:i w:val="0"/>
-        </w:rPr>
-        <w:t xml:space="preserve"> for rigid bronchoscopy and emergency tracheotomy standby; inhalation anaesthesia, confirm the diagnosis, secure the airway by intubation; blood cultures and supraglottic swab; parenteral antibiotics — extubation is often possible within 48 to 72 hours. </w:t>
+        <w:t>Pediatric: to theater</w:t>
+      </w:r>
+      <w:r>
+        <w:rPr>
+          <w:b w:val="0"/>
+          <w:i w:val="0"/>
+        </w:rPr>
+        <w:t xml:space="preserve"> for rigid bronchoscopy and emergency tracheotomy standby; inhalation anesthesia, confirm the diagnosis, secure the airway by intubation; blood cultures and supraglottic swab; parenteral antibiotics — extubation is often possible within 48 to 72 hours. </w:t>
       </w:r>
       <w:r>
         <w:rPr>
@@ -34522,7 +34522,7 @@
           <w:b w:val="0"/>
           <w:i w:val="0"/>
         </w:rPr>
-        <w:t xml:space="preserve"> observation, intubation or tracheostomy if the airway obstructs, humidification, glucocorticoids, intravenous antibiotics, nebulised adrenaline. </w:t>
+        <w:t xml:space="preserve"> observation, intubation or tracheostomy if the airway obstructs, humidification, glucocorticoids, intravenous antibiotics, nebulized adrenaline. </w:t>
       </w:r>
       <w:r>
         <w:rPr>
@@ -34550,7 +34550,7 @@
           <w:b w:val="0"/>
           <w:i w:val="0"/>
         </w:rPr>
-        <w:t>The mortality is what justifies the caution: rare, but high if it is not recognised and treated promptly.</w:t>
+        <w:t>The mortality is what justifies the caution: rare, but high if it is not recognized and treated promptly.</w:t>
       </w:r>
     </w:p>
     <w:p>
@@ -34882,7 +34882,7 @@
           <w:b/>
           <w:i w:val="0"/>
         </w:rPr>
-        <w:t xml:space="preserve">Group A beta-haemolytic </w:t>
+        <w:t xml:space="preserve">Group A beta-hemolytic </w:t>
       </w:r>
       <w:r>
         <w:rPr>
@@ -34929,7 +34929,7 @@
           <w:b/>
           <w:i w:val="0"/>
         </w:rPr>
-        <w:t xml:space="preserve">group A beta-haemolytic </w:t>
+        <w:t xml:space="preserve">group A beta-hemolytic </w:t>
       </w:r>
       <w:r>
         <w:rPr>
@@ -35307,7 +35307,7 @@
           <w:b w:val="0"/>
           <w:i w:val="0"/>
         </w:rPr>
-        <w:t xml:space="preserve">A rare complication of untreated group A beta-haemolytic streptococcal infection, from </w:t>
+        <w:t xml:space="preserve">A rare complication of untreated group A beta-hemolytic streptococcal infection, from </w:t>
       </w:r>
       <w:r>
         <w:rPr>
@@ -36018,14 +36018,14 @@
           <w:b/>
           <w:i w:val="0"/>
         </w:rPr>
-        <w:t>Tenacious GREY MEMBRANE</w:t>
-      </w:r>
-      <w:r>
-        <w:rPr>
-          <w:b w:val="0"/>
-          <w:i w:val="0"/>
-        </w:rPr>
-        <w:t xml:space="preserve"> over tonsils and pharynx · unimmunised child</w:t>
+        <w:t>Tenacious GRAY MEMBRANE</w:t>
+      </w:r>
+      <w:r>
+        <w:rPr>
+          <w:b w:val="0"/>
+          <w:i w:val="0"/>
+        </w:rPr>
+        <w:t xml:space="preserve"> over tonsils and pharynx · unimmunized child</w:t>
       </w:r>
     </w:p>
     <w:p>
@@ -36065,21 +36065,21 @@
           <w:b w:val="0"/>
           <w:i w:val="0"/>
         </w:rPr>
-        <w:t xml:space="preserve"> and cutaneous forms. Common in unimmunised children over 6 years. Nasal: discharge. Laryngeal: upper airway and bronchial obstruction. </w:t>
-      </w:r>
-      <w:r>
-        <w:rPr>
-          <w:b/>
-          <w:i w:val="0"/>
-        </w:rPr>
-        <w:t>Pharyngeal: a tenacious grey membrane covering tonsils and pharynx</w:t>
-      </w:r>
-      <w:r>
-        <w:rPr>
-          <w:b w:val="0"/>
-          <w:i w:val="0"/>
-        </w:rPr>
-        <w:t xml:space="preserve">, with mild sore throat, fever, malaise, toxaemia and prostration. Complications: </w:t>
+        <w:t xml:space="preserve"> and cutaneous forms. Common in unimmunized children over 6 years. Nasal: discharge. Laryngeal: upper airway and bronchial obstruction. </w:t>
+      </w:r>
+      <w:r>
+        <w:rPr>
+          <w:b/>
+          <w:i w:val="0"/>
+        </w:rPr>
+        <w:t>Pharyngeal: a tenacious gray membrane covering tonsils and pharynx</w:t>
+      </w:r>
+      <w:r>
+        <w:rPr>
+          <w:b w:val="0"/>
+          <w:i w:val="0"/>
+        </w:rPr>
+        <w:t xml:space="preserve">, with mild sore throat, fever, malaise, toxemia and prostration. Complications: </w:t>
       </w:r>
       <w:r>
         <w:rPr>
@@ -36128,7 +36128,7 @@
           <w:b/>
           <w:i w:val="0"/>
         </w:rPr>
-        <w:t>Tenacious grey membrane</w:t>
+        <w:t>Tenacious gray membrane</w:t>
       </w:r>
       <w:r>
         <w:rPr>
@@ -36212,7 +36212,7 @@
           <w:b w:val="0"/>
           <w:i w:val="0"/>
         </w:rPr>
-        <w:t xml:space="preserve">Prevention is immunisation: childhood schedule plus boosters, and </w:t>
+        <w:t xml:space="preserve">Prevention is immunization: childhood schedule plus boosters, and </w:t>
       </w:r>
       <w:r>
         <w:rPr>
@@ -36365,7 +36365,7 @@
           <w:b/>
           <w:i w:val="0"/>
         </w:rPr>
-        <w:t xml:space="preserve">70% beta-haemolytic streptococcus, 20% staphylococcus including MRSA, 10% viruses, atypical mycobacteria and </w:t>
+        <w:t xml:space="preserve">70% beta-hemolytic streptococcus, 20% staphylococcus including MRSA, 10% viruses, atypical mycobacteria and </w:t>
       </w:r>
       <w:r>
         <w:rPr>
@@ -36640,7 +36640,7 @@
           <w:b w:val="0"/>
           <w:i w:val="0"/>
         </w:rPr>
-        <w:t xml:space="preserve">, especially in young adults, adolescents and children; commoner in males. Aerobes: group A beta-haemolytic streptococcus, </w:t>
+        <w:t xml:space="preserve">, especially in young adults, adolescents and children; commoner in males. Aerobes: group A beta-hemolytic streptococcus, </w:t>
       </w:r>
       <w:r>
         <w:rPr>
@@ -36999,7 +36999,7 @@
           <w:b w:val="0"/>
           <w:i w:val="0"/>
         </w:rPr>
-        <w:t xml:space="preserve"> after upper respiratory infection, otitis media or sinusitis; in adults it follows intraoral procedures, trauma, foreign bodies such as fishbone, immunocompromise or odontogenic spread. Group A beta-haemolytic streptococcus, </w:t>
+        <w:t xml:space="preserve"> after upper respiratory infection, otitis media or sinusitis; in adults it follows intraoral procedures, trauma, foreign bodies such as fishbone, immunocompromise or odontogenic spread. Group A beta-hemolytic streptococcus, </w:t>
       </w:r>
       <w:r>
         <w:rPr>
@@ -37358,7 +37358,7 @@
           <w:b w:val="0"/>
           <w:i w:val="0"/>
         </w:rPr>
-        <w:t xml:space="preserve"> — the last usually in patients with diabetes, who have a more aggressive course. Oedema and erythema of the upper neck under the chin and the floor of the mouth; </w:t>
+        <w:t xml:space="preserve"> — the last usually in patients with diabetes, who have a more aggressive course. Edema and erythema of the upper neck under the chin and the floor of the mouth; </w:t>
       </w:r>
       <w:r>
         <w:rPr>
@@ -37986,7 +37986,7 @@
           <w:b/>
           <w:i w:val="0"/>
         </w:rPr>
-        <w:t>Gums erythematous, oedematous and BLEED EASILY</w:t>
+        <w:t>Gums erythematous, edematous and BLEED EASILY</w:t>
       </w:r>
       <w:r>
         <w:rPr>
@@ -38033,7 +38033,7 @@
           <w:b w:val="0"/>
           <w:i w:val="0"/>
         </w:rPr>
-        <w:t xml:space="preserve"> is the mildest form: erythematous, oedematous gums that bleed easily, with little or no discomfort, caused by inadequate oral hygiene — and </w:t>
+        <w:t xml:space="preserve"> is the mildest form: erythematous, edematous gums that bleed easily, with little or no discomfort, caused by inadequate oral hygiene — and </w:t>
       </w:r>
       <w:r>
         <w:rPr>
@@ -38061,7 +38061,7 @@
           <w:b w:val="0"/>
           <w:i w:val="0"/>
         </w:rPr>
-        <w:t>: plaque spreads below the gum line, bacterial toxins provoke a chronic inflammatory response in which the body turns on itself, gums separate from teeth, pockets form and become infected, the periodontal ligament and bone are destroyed, and teeth loosen and fall out. Risk: diabetes, smoking, ageing, genetics, stress, poor nutrition, puberty, pregnancy, substance abuse, HIV and certain medications. Gram-negative organisms.</w:t>
+        <w:t>: plaque spreads below the gum line, bacterial toxins provoke a chronic inflammatory response in which the body turns on itself, gums separate from teeth, pockets form and become infected, the periodontal ligament and bone are destroyed, and teeth loosen and fall out. Risk: diabetes, smoking, aging, genetics, stress, poor nutrition, puberty, pregnancy, substance abuse, HIV and certain medications. Gram-negative organisms.</w:t>
       </w:r>
       <w:r>
         <w:rPr>
@@ -38714,7 +38714,7 @@
           <w:b w:val="0"/>
           <w:i w:val="0"/>
         </w:rPr>
-        <w:t>Eliminate pain and restore function: self care; non-steroidal anti-inflammatories, muscle relaxants (cyclobenzaprine), low-dose tricyclics (amitriptyline, desipramine, nortriptyline); oral steroids if there is synovitis; physical therapy, transcutaneous electrical nerve stimulation, acupuncture, local anaesthesia, mouth guards, arthrocentesis, arthroscopy, surgery.</w:t>
+        <w:t>Eliminate pain and restore function: self care; non-steroidal anti-inflammatories, muscle relaxants (cyclobenzaprine), low-dose tricyclics (amitriptyline, desipramine, nortriptyline); oral steroids if there is synovitis; physical therapy, transcutaneous electrical nerve stimulation, acupuncture, local anesthesia, mouth guards, arthrocentesis, arthroscopy, surgery.</w:t>
       </w:r>
       <w:r>
         <w:rPr>
@@ -38890,7 +38890,7 @@
           <w:b w:val="0"/>
           <w:i w:val="0"/>
         </w:rPr>
-        <w:t xml:space="preserve"> may also be cultured. Common in infants and the immunosuppressed. Risk factors: dentures, poor oral hygiene, diabetes, anaemia, chemotherapy or local irradiation, corticosteroids, broad-spectrum antibiotics, age, HIV. Creamy white curd-like patches on an erythematous base, painful, granular, usually on buccal mucosa and tongue, with fever, lymphadenopathy, odynophagia and taste change.</w:t>
+        <w:t xml:space="preserve"> may also be cultured. Common in infants and the immunosuppressed. Risk factors: dentures, poor oral hygiene, diabetes, anemia, chemotherapy or local irradiation, corticosteroids, broad-spectrum antibiotics, age, HIV. Creamy white curd-like patches on an erythematous base, painful, granular, usually on buccal mucosa and tongue, with fever, lymphadenopathy, odynophagia and taste change.</w:t>
       </w:r>
       <w:r>
         <w:rPr>
@@ -38967,7 +38967,7 @@
           <w:b w:val="0"/>
           <w:i w:val="0"/>
         </w:rPr>
-        <w:t xml:space="preserve"> Leukoplakia and lichen planus do not — that single manoeuvre separates three diagnoses.</w:t>
+        <w:t xml:space="preserve"> Leukoplakia and lichen planus do not — that single maneuver separates three diagnoses.</w:t>
       </w:r>
     </w:p>
     <w:p>
@@ -39826,7 +39826,7 @@
           <w:b w:val="0"/>
           <w:i w:val="0"/>
         </w:rPr>
-        <w:t xml:space="preserve">. Most benign parotid tumours are epithelial; in minor glands the commonest is </w:t>
+        <w:t xml:space="preserve">. Most benign parotid tumors are epithelial; in minor glands the commonest is </w:t>
       </w:r>
       <w:r>
         <w:rPr>
@@ -39868,7 +39868,7 @@
           <w:b w:val="0"/>
           <w:i w:val="0"/>
         </w:rPr>
-        <w:t xml:space="preserve"> Benign parotid tumours are slow-growing painless masses often at the tail of the parotid.</w:t>
+        <w:t xml:space="preserve"> Benign parotid tumors are slow-growing painless masses often at the tail of the parotid.</w:t>
       </w:r>
       <w:r>
         <w:rPr>
@@ -39910,14 +39910,14 @@
           <w:b/>
           <w:i w:val="0"/>
         </w:rPr>
-        <w:t>Fine needle aspiration is less specific and sensitive here than for other tumours</w:t>
-      </w:r>
-      <w:r>
-        <w:rPr>
-          <w:b w:val="0"/>
-          <w:i w:val="0"/>
-        </w:rPr>
-        <w:t>, though it helps separate malignant from benign. Diffusion-weighted magnetic resonance imaging or computed tomography helps with deep lobe tumours.</w:t>
+        <w:t>Fine needle aspiration is less specific and sensitive here than for other tumors</w:t>
+      </w:r>
+      <w:r>
+        <w:rPr>
+          <w:b w:val="0"/>
+          <w:i w:val="0"/>
+        </w:rPr>
+        <w:t>, though it helps separate malignant from benign. Diffusion-weighted magnetic resonance imaging or computed tomography helps with deep lobe tumors.</w:t>
       </w:r>
       <w:r>
         <w:rPr>
@@ -40113,7 +40113,7 @@
           <w:b w:val="0"/>
           <w:i w:val="0"/>
         </w:rPr>
-        <w:t xml:space="preserve">; lymphoma is the second commonest tumour of the tonsillar fossa. Non-healing ulcers, bleeding, pain, ill-fitting dentures; advanced: dysarthria, dysphagia, neck mass, </w:t>
+        <w:t xml:space="preserve">; lymphoma is the second commonest tumor of the tonsillar fossa. Non-healing ulcers, bleeding, pain, ill-fitting dentures; advanced: dysarthria, dysphagia, neck mass, </w:t>
       </w:r>
       <w:r>
         <w:rPr>
@@ -40176,7 +40176,7 @@
           <w:b/>
           <w:i w:val="0"/>
         </w:rPr>
-        <w:t>high-risk human papillomavirus testing and in situ hybridisation</w:t>
+        <w:t>high-risk human papillomavirus testing and in situ hybridization</w:t>
       </w:r>
       <w:r>
         <w:rPr>

--- a/Clinical Medicine and Surgery I Exam 3/cms-exam-3-study-guide.docx
+++ b/Clinical Medicine and Surgery I Exam 3/cms-exam-3-study-guide.docx
@@ -29431,14 +29431,14 @@
                 <w:b/>
                 <w:i w:val="0"/>
               </w:rPr>
-              <w:t>A negative rapid test is always confirmed with a throat culture</w:t>
+              <w:t>In children and adolescents, a negative rapid test is confirmed with a throat culture</w:t>
             </w:r>
             <w:r>
               <w:rPr>
                 <w:b w:val="0"/>
                 <w:i w:val="0"/>
               </w:rPr>
-              <w:t xml:space="preserve">, and the definitive test is </w:t>
+              <w:t xml:space="preserve"> (the slide says “always”; the Infectious Diseases Society of America does not require it in adults). The slide calls </w:t>
             </w:r>
             <w:r>
               <w:rPr>
@@ -29452,7 +29452,7 @@
                 <w:b w:val="0"/>
                 <w:i w:val="0"/>
               </w:rPr>
-              <w:t>, which matters because carriers culture positive while asymptomatic.</w:t>
+              <w:t xml:space="preserve"> the definitive test, because carriers culture positive while asymptomatic, but the titer rises only over weeks: it shows recent past infection, as in rheumatic fever, and does not diagnose an acute sore throat.</w:t>
             </w:r>
           </w:p>
         </w:tc>
@@ -35013,35 +35013,49 @@
           <w:b w:val="0"/>
           <w:i w:val="0"/>
         </w:rPr>
-        <w:t xml:space="preserve">; </w:t>
-      </w:r>
-      <w:r>
-        <w:rPr>
-          <w:b/>
-          <w:i w:val="0"/>
-        </w:rPr>
-        <w:t>a negative rapid test is always confirmed with a throat culture</w:t>
-      </w:r>
-      <w:r>
-        <w:rPr>
-          <w:b w:val="0"/>
-          <w:i w:val="0"/>
-        </w:rPr>
-        <w:t xml:space="preserve">. </w:t>
-      </w:r>
-      <w:r>
-        <w:rPr>
-          <w:b/>
-          <w:i w:val="0"/>
-        </w:rPr>
-        <w:t>Definitive test is antistreptolysin O</w:t>
-      </w:r>
-      <w:r>
-        <w:rPr>
-          <w:b w:val="0"/>
-          <w:i w:val="0"/>
-        </w:rPr>
-        <w:t xml:space="preserve">, useful because carriers have a positive culture while asymptomatic. </w:t>
+        <w:t xml:space="preserve">; in children and adolescents </w:t>
+      </w:r>
+      <w:r>
+        <w:rPr>
+          <w:b/>
+          <w:i w:val="0"/>
+        </w:rPr>
+        <w:t>a negative rapid test is confirmed with a throat culture</w:t>
+      </w:r>
+      <w:r>
+        <w:rPr>
+          <w:b w:val="0"/>
+          <w:i w:val="0"/>
+        </w:rPr>
+        <w:t xml:space="preserve"> (the slide says “always”; adults usually need no backup culture). The slide calls </w:t>
+      </w:r>
+      <w:r>
+        <w:rPr>
+          <w:b/>
+          <w:i w:val="0"/>
+        </w:rPr>
+        <w:t>antistreptolysin O</w:t>
+      </w:r>
+      <w:r>
+        <w:rPr>
+          <w:b w:val="0"/>
+          <w:i w:val="0"/>
+        </w:rPr>
+        <w:t xml:space="preserve"> the definitive test because carriers culture positive while asymptomatic, but the titer rises over weeks: it shows recent past infection, as in rheumatic fever, and does </w:t>
+      </w:r>
+      <w:r>
+        <w:rPr>
+          <w:b/>
+          <w:i w:val="0"/>
+        </w:rPr>
+        <w:t>not</w:t>
+      </w:r>
+      <w:r>
+        <w:rPr>
+          <w:b w:val="0"/>
+          <w:i w:val="0"/>
+        </w:rPr>
+        <w:t xml:space="preserve"> diagnose an acute sore throat. </w:t>
       </w:r>
       <w:r>
         <w:rPr>
